--- a/syllabi/output/word-docx/earth-and-space-science.docx
+++ b/syllabi/output/word-docx/earth-and-space-science.docx
@@ -89,7 +89,7 @@
         <w:pStyle w:val="FirstParagraph"/>
       </w:pPr>
       <w:r>
-        <w:t xml:space="preserve">This course covers earth and space science concepts using the second half of the adopted textbook.</w:t>
+        <w:t xml:space="preserve">Earth and Space Science explores Earth’s systems, including geology, meteorology, oceanography, and astronomy. Students examine Earth’s structure, natural processes, climate patterns, and the universe beyond our planet. Investigations emphasize modeling, data interpretation, and understanding humanity’s impact on Earth’s systems. The course builds scientific literacy and appreciation for Earth’s dynamic nature.</w:t>
       </w:r>
     </w:p>
     <w:bookmarkEnd w:id="20"/>
